--- a/proactive-business-english-b2-sy/out/PBE-B2-B1-SY_Unit01_StudentsBook.docx
+++ b/proactive-business-english-b2-sy/out/PBE-B2-B1-SY_Unit01_StudentsBook.docx
@@ -11968,7 +11968,7 @@
                       <w:sz w:val="20"/>
                       <w:szCs w:val="20"/>
                     </w:rPr>
-                    <w:t xml:space="preserve">a legal question; advice sought from Ms Nahas on the 12th</w:t>
+                    <w:t xml:space="preserve">a legal question; advice sought from Mr Sayegh, our advocate, on the 12th</w:t>
                   </w:r>
                 </w:p>
               </w:tc>
@@ -27094,7 +27094,7 @@
                       <w:sz w:val="20"/>
                       <w:szCs w:val="20"/>
                     </w:rPr>
-                    <w:t xml:space="preserve">the damages clause at paragraph 11. It is a legal question, advice was sought from Ms Nahas on the 12th, and nothing in this paper should be read as advice on it.</w:t>
+                    <w:t xml:space="preserve">the damages clause at paragraph 11. It is a legal question, advice was sought from Mr Sayegh, our advocate, on the 12th, and nothing in this paper should be read as advice on it.</w:t>
                   </w:r>
                 </w:p>
               </w:tc>
@@ -49516,7 +49516,7 @@
                 <w:sz w:val="22"/>
                 <w:szCs w:val="22"/>
               </w:rPr>
-              <w:t xml:space="preserve"> It is a legal question and advice was sought from Ms Nahas on the twelfth. ⚠ </w:t>
+              <w:t xml:space="preserve"> It is a legal question and advice was sought from Mr Sayegh, our advocate, on the twelfth. ⚠ </w:t>
             </w:r>
             <w:r>
               <w:rPr>
